--- a/Иносреда (дис) + 4 природы криптоактива как цифровой записи.docx
+++ b/Иносреда (дис) + 4 природы криптоактива как цифровой записи.docx
@@ -807,7 +807,13 @@
       <w:r>
         <w:rPr>
           <w:sz w:val="28"/>
-          <w:highlight w:val="yellow"/>
+          <w:highlight w:val="green"/>
+          <w:rPrChange w:id="1" w:author="user" w:date="2026-04-19T11:14:00Z">
+            <w:rPr>
+              <w:sz w:val="28"/>
+              <w:highlight w:val="yellow"/>
+            </w:rPr>
+          </w:rPrChange>
         </w:rPr>
         <w:t xml:space="preserve">Ключевым свойством, обеспечивающим уникальность информационной среды криптоактива, а также характерные для нее риски, является </w:t>
       </w:r>
@@ -816,7 +822,15 @@
           <w:bCs/>
           <w:iCs/>
           <w:sz w:val="28"/>
-          <w:highlight w:val="yellow"/>
+          <w:highlight w:val="green"/>
+          <w:rPrChange w:id="2" w:author="user" w:date="2026-04-19T11:14:00Z">
+            <w:rPr>
+              <w:bCs/>
+              <w:iCs/>
+              <w:sz w:val="28"/>
+              <w:highlight w:val="yellow"/>
+            </w:rPr>
+          </w:rPrChange>
         </w:rPr>
         <w:t>свойство децентрализации</w:t>
       </w:r>
@@ -824,7 +838,14 @@
         <w:rPr>
           <w:iCs/>
           <w:sz w:val="28"/>
-          <w:highlight w:val="yellow"/>
+          <w:highlight w:val="green"/>
+          <w:rPrChange w:id="3" w:author="user" w:date="2026-04-19T11:14:00Z">
+            <w:rPr>
+              <w:iCs/>
+              <w:sz w:val="28"/>
+              <w:highlight w:val="yellow"/>
+            </w:rPr>
+          </w:rPrChange>
         </w:rPr>
         <w:t>.</w:t>
       </w:r>
@@ -1075,7 +1096,7 @@
           <w:sz w:val="28"/>
         </w:rPr>
       </w:pPr>
-      <w:bookmarkStart w:id="1" w:name="_Hlk178514410"/>
+      <w:bookmarkStart w:id="4" w:name="_Hlk178514410"/>
       <w:r>
         <w:rPr>
           <w:sz w:val="28"/>
@@ -1100,7 +1121,7 @@
         </w:rPr>
         <w:t>1. </w:t>
       </w:r>
-      <w:bookmarkEnd w:id="1"/>
+      <w:bookmarkEnd w:id="4"/>
       <w:r>
         <w:rPr>
           <w:b/>
@@ -1119,19 +1140,56 @@
           <w:sz w:val="28"/>
         </w:rPr>
       </w:pPr>
-      <w:bookmarkStart w:id="2" w:name="_Hlk178511551"/>
-      <w:r>
-        <w:rPr>
-          <w:sz w:val="28"/>
-          <w:highlight w:val="cyan"/>
-        </w:rPr>
-        <w:t xml:space="preserve">Криптоактивы как информация (данные) представляют собой цифровые записи в информационной системе распределённого реестра, которые содержат информацию о их существовании, владельцах, транзакциях и т.д. </w:t>
-      </w:r>
-      <w:bookmarkEnd w:id="2"/>
-      <w:r>
-        <w:rPr>
-          <w:sz w:val="28"/>
-          <w:highlight w:val="yellow"/>
+      <w:bookmarkStart w:id="5" w:name="_Hlk178511551"/>
+      <w:r>
+        <w:rPr>
+          <w:sz w:val="28"/>
+          <w:highlight w:val="green"/>
+          <w:rPrChange w:id="6" w:author="user" w:date="2026-04-19T11:15:00Z">
+            <w:rPr>
+              <w:sz w:val="28"/>
+              <w:highlight w:val="cyan"/>
+            </w:rPr>
+          </w:rPrChange>
+        </w:rPr>
+        <w:t xml:space="preserve">Криптоактивы как информация (данные) представляют собой </w:t>
+      </w:r>
+      <w:r>
+        <w:rPr>
+          <w:sz w:val="28"/>
+          <w:rPrChange w:id="7" w:author="user" w:date="2026-04-19T11:15:00Z">
+            <w:rPr>
+              <w:sz w:val="28"/>
+              <w:highlight w:val="cyan"/>
+            </w:rPr>
+          </w:rPrChange>
+        </w:rPr>
+        <w:t>цифровые записи в информационной системе распределённого реестра, которые содержат информацию о их существовании, владельцах, транзакциях и т.д</w:t>
+      </w:r>
+      <w:r>
+        <w:rPr>
+          <w:sz w:val="28"/>
+          <w:highlight w:val="lightGray"/>
+          <w:rPrChange w:id="8" w:author="user" w:date="2026-04-19T11:15:00Z">
+            <w:rPr>
+              <w:sz w:val="28"/>
+              <w:highlight w:val="cyan"/>
+            </w:rPr>
+          </w:rPrChange>
+        </w:rPr>
+        <w:t xml:space="preserve">. </w:t>
+      </w:r>
+      <w:bookmarkEnd w:id="5"/>
+      <w:r>
+        <w:rPr>
+          <w:sz w:val="28"/>
+          <w:highlight w:val="lightGray"/>
+          <w:rPrChange w:id="9" w:author="user" w:date="2026-04-19T11:15:00Z">
+            <w:rPr>
+              <w:sz w:val="28"/>
+              <w:highlight w:val="yellow"/>
+            </w:rPr>
+          </w:rPrChange>
         </w:rPr>
         <w:t xml:space="preserve">В информационной системе распределенного реестра есть как минимум две группы записей: о лицевых счетах (аккаунтах) и о транзакциях. Оба типа записей представлены кодами, лицевой счет имеет адрес в виде кода, при этом информация о лицевых счетах, задействованных при транзакции, включена в запись о транзакции, чтобы при обработке информации в </w:t>
       </w:r>
@@ -1139,7 +1197,13 @@
       <w:r>
         <w:rPr>
           <w:sz w:val="28"/>
-          <w:highlight w:val="yellow"/>
+          <w:highlight w:val="lightGray"/>
+          <w:rPrChange w:id="10" w:author="user" w:date="2026-04-19T11:15:00Z">
+            <w:rPr>
+              <w:sz w:val="28"/>
+              <w:highlight w:val="yellow"/>
+            </w:rPr>
+          </w:rPrChange>
         </w:rPr>
         <w:t>блокчейне</w:t>
       </w:r>
@@ -1147,35 +1211,65 @@
       <w:r>
         <w:rPr>
           <w:sz w:val="28"/>
-          <w:highlight w:val="yellow"/>
+          <w:highlight w:val="lightGray"/>
+          <w:rPrChange w:id="11" w:author="user" w:date="2026-04-19T11:15:00Z">
+            <w:rPr>
+              <w:sz w:val="28"/>
+              <w:highlight w:val="yellow"/>
+            </w:rPr>
+          </w:rPrChange>
         </w:rPr>
         <w:t xml:space="preserve"> можно было соотнести эту запись с конкретным лицевым счетом и определить остаток по нему</w:t>
       </w:r>
       <w:r>
         <w:rPr>
           <w:sz w:val="28"/>
-          <w:highlight w:val="yellow"/>
+          <w:highlight w:val="lightGray"/>
+          <w:rPrChange w:id="12" w:author="user" w:date="2026-04-19T11:15:00Z">
+            <w:rPr>
+              <w:sz w:val="28"/>
+              <w:highlight w:val="yellow"/>
+            </w:rPr>
+          </w:rPrChange>
         </w:rPr>
         <w:t xml:space="preserve"> [</w:t>
       </w:r>
       <w:r>
         <w:rPr>
           <w:sz w:val="28"/>
-          <w:highlight w:val="yellow"/>
+          <w:highlight w:val="lightGray"/>
+          <w:rPrChange w:id="13" w:author="user" w:date="2026-04-19T11:15:00Z">
+            <w:rPr>
+              <w:sz w:val="28"/>
+              <w:highlight w:val="yellow"/>
+            </w:rPr>
+          </w:rPrChange>
         </w:rPr>
         <w:t>18</w:t>
       </w:r>
       <w:r>
         <w:rPr>
           <w:sz w:val="28"/>
-          <w:highlight w:val="yellow"/>
+          <w:highlight w:val="lightGray"/>
+          <w:rPrChange w:id="14" w:author="user" w:date="2026-04-19T11:15:00Z">
+            <w:rPr>
+              <w:sz w:val="28"/>
+              <w:highlight w:val="yellow"/>
+            </w:rPr>
+          </w:rPrChange>
         </w:rPr>
         <w:t>]</w:t>
       </w:r>
       <w:r>
         <w:rPr>
           <w:sz w:val="28"/>
-          <w:highlight w:val="yellow"/>
+          <w:highlight w:val="lightGray"/>
+          <w:rPrChange w:id="15" w:author="user" w:date="2026-04-19T11:15:00Z">
+            <w:rPr>
+              <w:sz w:val="28"/>
+              <w:highlight w:val="yellow"/>
+            </w:rPr>
+          </w:rPrChange>
         </w:rPr>
         <w:t>.</w:t>
       </w:r>
@@ -1205,7 +1299,7 @@
         <w:rPr>
           <w:sz w:val="28"/>
           <w:highlight w:val="green"/>
-          <w:rPrChange w:id="3" w:author="user" w:date="2026-04-19T09:08:00Z">
+          <w:rPrChange w:id="16" w:author="user" w:date="2026-04-19T09:08:00Z">
             <w:rPr>
               <w:sz w:val="28"/>
             </w:rPr>
@@ -1266,7 +1360,7 @@
           <w:sz w:val="28"/>
         </w:rPr>
       </w:pPr>
-      <w:bookmarkStart w:id="4" w:name="_Hlk178510949"/>
+      <w:bookmarkStart w:id="17" w:name="_Hlk178510949"/>
       <w:r>
         <w:rPr>
           <w:sz w:val="28"/>
@@ -1305,6 +1399,7 @@
           <w:sz w:val="28"/>
         </w:rPr>
       </w:pPr>
+      <w:commentRangeStart w:id="18"/>
       <w:r>
         <w:rPr>
           <w:b/>
@@ -1332,7 +1427,20 @@
         <w:rPr>
           <w:sz w:val="28"/>
         </w:rPr>
-        <w:t xml:space="preserve"> в цифровой форме финансовые инструменты или иные активы, выражает экономическую ценность представляемых объектов и позволяет осуществлять связанные с ними права (А.А. Ситник). </w:t>
+        <w:t xml:space="preserve"> </w:t>
+      </w:r>
+      <w:commentRangeEnd w:id="18"/>
+      <w:r>
+        <w:rPr>
+          <w:rStyle w:val="a9"/>
+        </w:rPr>
+        <w:commentReference w:id="18"/>
+      </w:r>
+      <w:r>
+        <w:rPr>
+          <w:sz w:val="28"/>
+        </w:rPr>
+        <w:t xml:space="preserve">в цифровой форме финансовые инструменты или иные активы, выражает экономическую ценность представляемых объектов и позволяет осуществлять связанные с ними права (А.А. Ситник). </w:t>
       </w:r>
     </w:p>
     <w:p>
@@ -1351,13 +1459,39 @@
           <w:sz w:val="28"/>
           <w:highlight w:val="green"/>
         </w:rPr>
-        <w:t>2) Как инструмент доступа к информационному ресурсу.</w:t>
-      </w:r>
+        <w:t>2</w:t>
+      </w:r>
+      <w:commentRangeStart w:id="19"/>
       <w:r>
         <w:rPr>
           <w:b/>
           <w:i/>
           <w:sz w:val="28"/>
+          <w:highlight w:val="green"/>
+        </w:rPr>
+        <w:t>) Как инструмент доступа к информационному ресурсу</w:t>
+      </w:r>
+      <w:commentRangeEnd w:id="19"/>
+      <w:r>
+        <w:rPr>
+          <w:rStyle w:val="a9"/>
+        </w:rPr>
+        <w:commentReference w:id="19"/>
+      </w:r>
+      <w:r>
+        <w:rPr>
+          <w:b/>
+          <w:i/>
+          <w:sz w:val="28"/>
+          <w:highlight w:val="green"/>
+        </w:rPr>
+        <w:t>.</w:t>
+      </w:r>
+      <w:r>
+        <w:rPr>
+          <w:b/>
+          <w:i/>
+          <w:sz w:val="28"/>
         </w:rPr>
         <w:t xml:space="preserve"> </w:t>
       </w:r>
@@ -1421,37 +1555,73 @@
         <w:rPr>
           <w:sz w:val="28"/>
         </w:rPr>
-        <w:t>. Основное назначение уникального идентификатора как общепринятого критерия идентификации, по его мнению, заключается в возможности позволить уполномоченному субъекту идентифицировать информацию на предмет ее уникальности без центра координации</w:t>
+        <w:t xml:space="preserve">. </w:t>
+      </w:r>
+      <w:r>
+        <w:rPr>
+          <w:sz w:val="28"/>
+          <w:highlight w:val="yellow"/>
+          <w:rPrChange w:id="20" w:author="user" w:date="2026-04-19T11:18:00Z">
+            <w:rPr>
+              <w:sz w:val="28"/>
+            </w:rPr>
+          </w:rPrChange>
+        </w:rPr>
+        <w:t>Основное назначение уникального идентификатора как общепринятого критерия идентификации, по его мнению, заключается в возможности позволить уполномоченному субъекту идентифицировать информацию на предмет ее уникальности без центра координации</w:t>
+      </w:r>
+      <w:r>
+        <w:rPr>
+          <w:sz w:val="28"/>
+          <w:highlight w:val="yellow"/>
+          <w:rPrChange w:id="21" w:author="user" w:date="2026-04-19T11:18:00Z">
+            <w:rPr>
+              <w:sz w:val="28"/>
+            </w:rPr>
+          </w:rPrChange>
+        </w:rPr>
+        <w:t xml:space="preserve"> [</w:t>
+      </w:r>
+      <w:r>
+        <w:rPr>
+          <w:sz w:val="28"/>
+          <w:highlight w:val="yellow"/>
+          <w:rPrChange w:id="22" w:author="user" w:date="2026-04-19T11:18:00Z">
+            <w:rPr>
+              <w:sz w:val="28"/>
+            </w:rPr>
+          </w:rPrChange>
+        </w:rPr>
+        <w:t>там же; с. 233</w:t>
+      </w:r>
+      <w:r>
+        <w:rPr>
+          <w:sz w:val="28"/>
+          <w:highlight w:val="yellow"/>
+          <w:rPrChange w:id="23" w:author="user" w:date="2026-04-19T11:18:00Z">
+            <w:rPr>
+              <w:sz w:val="28"/>
+            </w:rPr>
+          </w:rPrChange>
+        </w:rPr>
+        <w:t>]</w:t>
+      </w:r>
+      <w:r>
+        <w:rPr>
+          <w:sz w:val="28"/>
+          <w:highlight w:val="yellow"/>
+          <w:rPrChange w:id="24" w:author="user" w:date="2026-04-19T11:18:00Z">
+            <w:rPr>
+              <w:sz w:val="28"/>
+            </w:rPr>
+          </w:rPrChange>
+        </w:rPr>
+        <w:t>.</w:t>
       </w:r>
       <w:r>
         <w:rPr>
           <w:sz w:val="28"/>
         </w:rPr>
         <w:t xml:space="preserve"> </w:t>
-      </w:r>
-      <w:r>
-        <w:rPr>
-          <w:sz w:val="28"/>
-        </w:rPr>
-        <w:t>[</w:t>
-      </w:r>
-      <w:r>
-        <w:rPr>
-          <w:sz w:val="28"/>
-        </w:rPr>
-        <w:t>там же; с. 233</w:t>
-      </w:r>
-      <w:r>
-        <w:rPr>
-          <w:sz w:val="28"/>
-        </w:rPr>
-        <w:t>]</w:t>
-      </w:r>
-      <w:r>
-        <w:rPr>
-          <w:sz w:val="28"/>
-        </w:rPr>
-        <w:t xml:space="preserve">. </w:t>
       </w:r>
     </w:p>
     <w:p>
@@ -1486,7 +1656,7 @@
         </w:rPr>
         <w:t xml:space="preserve">А.И. Савельев </w:t>
       </w:r>
-      <w:bookmarkEnd w:id="4"/>
+      <w:bookmarkEnd w:id="17"/>
       <w:r>
         <w:rPr>
           <w:sz w:val="28"/>
@@ -1567,294 +1737,269 @@
           <w:sz w:val="28"/>
         </w:rPr>
       </w:pPr>
-      <w:commentRangeStart w:id="5"/>
+      <w:commentRangeStart w:id="25"/>
       <w:r>
         <w:rPr>
           <w:b/>
           <w:i/>
           <w:sz w:val="28"/>
-          <w:highlight w:val="green"/>
+          <w:highlight w:val="yellow"/>
+          <w:rPrChange w:id="26" w:author="user" w:date="2026-04-19T11:13:00Z">
+            <w:rPr>
+              <w:b/>
+              <w:i/>
+              <w:sz w:val="28"/>
+              <w:highlight w:val="green"/>
+            </w:rPr>
+          </w:rPrChange>
         </w:rPr>
         <w:t>4) Как особый вид информации</w:t>
       </w:r>
-      <w:commentRangeEnd w:id="5"/>
+      <w:commentRangeEnd w:id="25"/>
       <w:r>
         <w:rPr>
           <w:rStyle w:val="a9"/>
-        </w:rPr>
-        <w:commentReference w:id="5"/>
-      </w:r>
-      <w:r>
-        <w:rPr>
-          <w:sz w:val="28"/>
-          <w:highlight w:val="green"/>
+          <w:highlight w:val="yellow"/>
+          <w:rPrChange w:id="27" w:author="user" w:date="2026-04-19T11:13:00Z">
+            <w:rPr>
+              <w:rStyle w:val="a9"/>
+            </w:rPr>
+          </w:rPrChange>
+        </w:rPr>
+        <w:commentReference w:id="25"/>
+      </w:r>
+      <w:r>
+        <w:rPr>
+          <w:sz w:val="28"/>
+          <w:highlight w:val="yellow"/>
+          <w:rPrChange w:id="28" w:author="user" w:date="2026-04-19T11:13:00Z">
+            <w:rPr>
+              <w:sz w:val="28"/>
+              <w:highlight w:val="green"/>
+            </w:rPr>
+          </w:rPrChange>
         </w:rPr>
         <w:t>.</w:t>
       </w:r>
       <w:r>
         <w:rPr>
           <w:sz w:val="28"/>
+          <w:highlight w:val="yellow"/>
+          <w:rPrChange w:id="29" w:author="user" w:date="2026-04-19T11:13:00Z">
+            <w:rPr>
+              <w:sz w:val="28"/>
+            </w:rPr>
+          </w:rPrChange>
         </w:rPr>
         <w:t xml:space="preserve"> М.А. Борисов выделяет категорию информации, связанную с информационной системой, которая выступает в качестве самостоятельного товара, продукции, предмета труда, объекта услуг и т.п., а, следовательно, подлежит чёткой систематизации и классификации (регламентации) (например, «токен» и т.п.)</w:t>
       </w:r>
       <w:r>
         <w:rPr>
           <w:sz w:val="28"/>
-        </w:rPr>
-        <w:t xml:space="preserve"> </w:t>
-      </w:r>
-      <w:r>
-        <w:rPr>
-          <w:sz w:val="28"/>
-        </w:rPr>
-        <w:t>[</w:t>
-      </w:r>
-      <w:r>
-        <w:rPr>
-          <w:sz w:val="28"/>
+          <w:highlight w:val="yellow"/>
+          <w:rPrChange w:id="30" w:author="user" w:date="2026-04-19T11:13:00Z">
+            <w:rPr>
+              <w:sz w:val="28"/>
+            </w:rPr>
+          </w:rPrChange>
+        </w:rPr>
+        <w:t xml:space="preserve"> [</w:t>
+      </w:r>
+      <w:r>
+        <w:rPr>
+          <w:sz w:val="28"/>
+          <w:highlight w:val="yellow"/>
+          <w:rPrChange w:id="31" w:author="user" w:date="2026-04-19T11:13:00Z">
+            <w:rPr>
+              <w:sz w:val="28"/>
+            </w:rPr>
+          </w:rPrChange>
         </w:rPr>
         <w:t>3; с. 25</w:t>
       </w:r>
       <w:r>
         <w:rPr>
           <w:sz w:val="28"/>
+          <w:highlight w:val="yellow"/>
+          <w:rPrChange w:id="32" w:author="user" w:date="2026-04-19T11:13:00Z">
+            <w:rPr>
+              <w:sz w:val="28"/>
+            </w:rPr>
+          </w:rPrChange>
         </w:rPr>
         <w:t>]</w:t>
       </w:r>
       <w:r>
         <w:rPr>
           <w:sz w:val="28"/>
-        </w:rPr>
-        <w:t xml:space="preserve">. </w:t>
-      </w:r>
-      <w:r>
-        <w:rPr>
-          <w:sz w:val="28"/>
-        </w:rPr>
-        <w:t xml:space="preserve"> </w:t>
-      </w:r>
-      <w:bookmarkStart w:id="6" w:name="_Hlk178511039"/>
-      <w:r>
-        <w:rPr>
-          <w:color w:val="000000" w:themeColor="text1"/>
-          <w:sz w:val="28"/>
-        </w:rPr>
-        <w:t xml:space="preserve">Данные подходы характеризуют </w:t>
-      </w:r>
-      <w:r>
-        <w:rPr>
-          <w:sz w:val="28"/>
-        </w:rPr>
-        <w:t>цифровую запись в информационной системе распределённого реестра с различных сторон:</w:t>
-      </w:r>
-    </w:p>
-    <w:p>
-      <w:pPr>
-        <w:spacing w:line="360" w:lineRule="auto"/>
-        <w:ind w:firstLine="709"/>
-        <w:jc w:val="both"/>
-        <w:rPr>
-          <w:sz w:val="28"/>
-        </w:rPr>
-      </w:pPr>
-      <w:r>
-        <w:rPr>
-          <w:sz w:val="28"/>
-        </w:rPr>
-        <w:t xml:space="preserve">- </w:t>
-      </w:r>
-      <w:r>
-        <w:rPr>
-          <w:sz w:val="28"/>
-        </w:rPr>
-        <w:t xml:space="preserve">как единица учета цифровая запись является удобным инструментом фиксации прав требований к эмитенту криптоактива и (или) доступа к информационному ресурсу; </w:t>
-      </w:r>
-    </w:p>
-    <w:p>
-      <w:pPr>
-        <w:spacing w:line="360" w:lineRule="auto"/>
-        <w:ind w:firstLine="709"/>
-        <w:jc w:val="both"/>
-        <w:rPr>
-          <w:sz w:val="28"/>
-        </w:rPr>
-      </w:pPr>
-      <w:r>
-        <w:rPr>
-          <w:sz w:val="28"/>
-        </w:rPr>
-        <w:lastRenderedPageBreak/>
-        <w:t>- </w:t>
-      </w:r>
-      <w:r>
-        <w:rPr>
-          <w:sz w:val="28"/>
-        </w:rPr>
-        <w:t>как уникальный код цифровая запись обеспечивает доступ к информационному ресурсу, который обладает свойствами практической значимости и полезности, а также возможностью многократного использования информационного ресурса</w:t>
-      </w:r>
-      <w:r>
-        <w:rPr>
-          <w:sz w:val="28"/>
-        </w:rPr>
-        <w:t xml:space="preserve"> </w:t>
-      </w:r>
-      <w:r>
-        <w:rPr>
-          <w:sz w:val="28"/>
-        </w:rPr>
-        <w:t>[</w:t>
-      </w:r>
-      <w:r>
-        <w:rPr>
-          <w:sz w:val="28"/>
-        </w:rPr>
-        <w:t>1</w:t>
-      </w:r>
-      <w:r>
-        <w:rPr>
-          <w:sz w:val="28"/>
-        </w:rPr>
-        <w:t>3</w:t>
-      </w:r>
-      <w:r>
-        <w:rPr>
-          <w:sz w:val="28"/>
-        </w:rPr>
-        <w:t>; с. 327</w:t>
-      </w:r>
-      <w:r>
-        <w:rPr>
-          <w:sz w:val="28"/>
-        </w:rPr>
-        <w:t>]</w:t>
-      </w:r>
-      <w:r>
-        <w:rPr>
-          <w:sz w:val="28"/>
-        </w:rPr>
-        <w:t xml:space="preserve">; </w:t>
-      </w:r>
-    </w:p>
-    <w:p>
-      <w:pPr>
-        <w:spacing w:line="360" w:lineRule="auto"/>
-        <w:ind w:firstLine="709"/>
-        <w:jc w:val="both"/>
-        <w:rPr>
-          <w:sz w:val="28"/>
-        </w:rPr>
-      </w:pPr>
-      <w:r>
-        <w:rPr>
-          <w:sz w:val="28"/>
-        </w:rPr>
-        <w:t>- </w:t>
-      </w:r>
-      <w:r>
-        <w:rPr>
-          <w:sz w:val="28"/>
-        </w:rPr>
-        <w:t>признание цифровой записи электронным документом позволяет обеспечить действительность соглашений, заключаемых в информационной системе, в частности, для соблюдения требований статьи 160 Г</w:t>
-      </w:r>
-      <w:r>
-        <w:rPr>
-          <w:sz w:val="28"/>
-        </w:rPr>
-        <w:t>ражданского кодекса</w:t>
-      </w:r>
-      <w:r>
-        <w:rPr>
-          <w:sz w:val="28"/>
-        </w:rPr>
-        <w:t xml:space="preserve"> Р</w:t>
-      </w:r>
-      <w:r>
-        <w:rPr>
-          <w:sz w:val="28"/>
-        </w:rPr>
-        <w:t>оссийской Федерации</w:t>
-      </w:r>
-      <w:r>
-        <w:rPr>
-          <w:sz w:val="28"/>
-        </w:rPr>
-        <w:t xml:space="preserve"> при электронном способе заключения сделки; </w:t>
-      </w:r>
-    </w:p>
-    <w:p>
-      <w:pPr>
-        <w:pStyle w:val="1"/>
-        <w:spacing w:line="360" w:lineRule="auto"/>
-        <w:ind w:firstLine="709"/>
-        <w:jc w:val="both"/>
-        <w:rPr>
-          <w:sz w:val="28"/>
-        </w:rPr>
-      </w:pPr>
-      <w:r>
-        <w:rPr>
-          <w:sz w:val="28"/>
-        </w:rPr>
-        <w:t xml:space="preserve">- </w:t>
-      </w:r>
-      <w:r>
-        <w:rPr>
-          <w:sz w:val="28"/>
-        </w:rPr>
-        <w:t>рассмотрение цифровой записи с позиции особого вида информации показывает связь информации с удостоверяемой ею экономической ценностью.</w:t>
-      </w:r>
-    </w:p>
-    <w:p>
-      <w:pPr>
-        <w:pStyle w:val="1"/>
-        <w:spacing w:line="360" w:lineRule="auto"/>
-        <w:ind w:firstLine="709"/>
-        <w:jc w:val="both"/>
-        <w:rPr>
-          <w:color w:val="000000" w:themeColor="text1"/>
-          <w:sz w:val="28"/>
-        </w:rPr>
-      </w:pPr>
-      <w:r>
-        <w:rPr>
-          <w:color w:val="000000" w:themeColor="text1"/>
-          <w:sz w:val="28"/>
-        </w:rPr>
-        <w:t xml:space="preserve">Однако приведенные подходы к правовой природе </w:t>
-      </w:r>
-      <w:r>
-        <w:rPr>
-          <w:sz w:val="28"/>
-        </w:rPr>
-        <w:t>цифровой записи в информационной системе распределенного реестра</w:t>
-      </w:r>
-      <w:r>
-        <w:rPr>
-          <w:color w:val="000000" w:themeColor="text1"/>
-          <w:sz w:val="28"/>
-        </w:rPr>
-        <w:t xml:space="preserve"> не в полной мере учитывают уникальную информационную среду криптоактива, в которой </w:t>
-      </w:r>
-      <w:r>
-        <w:rPr>
-          <w:color w:val="000000" w:themeColor="text1"/>
-          <w:sz w:val="28"/>
-          <w:highlight w:val="green"/>
-          <w:rPrChange w:id="7" w:author="user" w:date="2026-04-19T09:08:00Z">
+          <w:highlight w:val="yellow"/>
+          <w:rPrChange w:id="33" w:author="user" w:date="2026-04-19T11:13:00Z">
+            <w:rPr>
+              <w:sz w:val="28"/>
+            </w:rPr>
+          </w:rPrChange>
+        </w:rPr>
+        <w:t xml:space="preserve">.  </w:t>
+      </w:r>
+      <w:bookmarkStart w:id="34" w:name="_Hlk178511039"/>
+      <w:r>
+        <w:rPr>
+          <w:color w:val="000000" w:themeColor="text1"/>
+          <w:sz w:val="28"/>
+          <w:highlight w:val="yellow"/>
+          <w:rPrChange w:id="35" w:author="user" w:date="2026-04-19T11:13:00Z">
             <w:rPr>
               <w:color w:val="000000" w:themeColor="text1"/>
               <w:sz w:val="28"/>
             </w:rPr>
           </w:rPrChange>
         </w:rPr>
-        <w:t>цифровая запись, являясь одновременно единицей учета, инструментом доступа к информационному ресурсу, электронным договором, информацией (которая подлежит четкой систематизации и классификации</w:t>
-      </w:r>
-      <w:r>
-        <w:rPr>
-          <w:color w:val="000000" w:themeColor="text1"/>
-          <w:sz w:val="28"/>
-        </w:rPr>
-        <w:t xml:space="preserve">), приобретает особые свойства благодаря воздействию на нее технологии распределенного реестра. </w:t>
+        <w:t xml:space="preserve">Данные подходы характеризуют </w:t>
+      </w:r>
+      <w:r>
+        <w:rPr>
+          <w:sz w:val="28"/>
+          <w:highlight w:val="yellow"/>
+          <w:rPrChange w:id="36" w:author="user" w:date="2026-04-19T11:13:00Z">
+            <w:rPr>
+              <w:sz w:val="28"/>
+            </w:rPr>
+          </w:rPrChange>
+        </w:rPr>
+        <w:t>цифровую запись в информационной системе распределённого реестра с различных сторон:</w:t>
+      </w:r>
+    </w:p>
+    <w:p>
+      <w:pPr>
+        <w:spacing w:line="360" w:lineRule="auto"/>
+        <w:ind w:firstLine="709"/>
+        <w:jc w:val="both"/>
+        <w:rPr>
+          <w:sz w:val="28"/>
+        </w:rPr>
+      </w:pPr>
+      <w:r>
+        <w:rPr>
+          <w:sz w:val="28"/>
+        </w:rPr>
+        <w:t xml:space="preserve">- </w:t>
+      </w:r>
+      <w:r>
+        <w:rPr>
+          <w:sz w:val="28"/>
+        </w:rPr>
+        <w:t xml:space="preserve">как единица учета цифровая запись является удобным инструментом фиксации прав требований к эмитенту криптоактива и (или) доступа к информационному ресурсу; </w:t>
+      </w:r>
+    </w:p>
+    <w:p>
+      <w:pPr>
+        <w:spacing w:line="360" w:lineRule="auto"/>
+        <w:ind w:firstLine="709"/>
+        <w:jc w:val="both"/>
+        <w:rPr>
+          <w:sz w:val="28"/>
+        </w:rPr>
+      </w:pPr>
+      <w:r>
+        <w:rPr>
+          <w:sz w:val="28"/>
+        </w:rPr>
+        <w:lastRenderedPageBreak/>
+        <w:t>- </w:t>
+      </w:r>
+      <w:r>
+        <w:rPr>
+          <w:sz w:val="28"/>
+        </w:rPr>
+        <w:t>как уникальный код цифровая запись обеспечивает доступ к информационному ресурсу, который обладает свойствами практической значимости и полезности, а также возможностью многократного использования информационного ресурса</w:t>
+      </w:r>
+      <w:r>
+        <w:rPr>
+          <w:sz w:val="28"/>
+        </w:rPr>
+        <w:t xml:space="preserve"> </w:t>
+      </w:r>
+      <w:r>
+        <w:rPr>
+          <w:sz w:val="28"/>
+        </w:rPr>
+        <w:t>[</w:t>
+      </w:r>
+      <w:r>
+        <w:rPr>
+          <w:sz w:val="28"/>
+        </w:rPr>
+        <w:t>1</w:t>
+      </w:r>
+      <w:r>
+        <w:rPr>
+          <w:sz w:val="28"/>
+        </w:rPr>
+        <w:t>3</w:t>
+      </w:r>
+      <w:r>
+        <w:rPr>
+          <w:sz w:val="28"/>
+        </w:rPr>
+        <w:t>; с. 327</w:t>
+      </w:r>
+      <w:r>
+        <w:rPr>
+          <w:sz w:val="28"/>
+        </w:rPr>
+        <w:t>]</w:t>
+      </w:r>
+      <w:r>
+        <w:rPr>
+          <w:sz w:val="28"/>
+        </w:rPr>
+        <w:t xml:space="preserve">; </w:t>
+      </w:r>
+    </w:p>
+    <w:p>
+      <w:pPr>
+        <w:spacing w:line="360" w:lineRule="auto"/>
+        <w:ind w:firstLine="709"/>
+        <w:jc w:val="both"/>
+        <w:rPr>
+          <w:sz w:val="28"/>
+        </w:rPr>
+      </w:pPr>
+      <w:r>
+        <w:rPr>
+          <w:sz w:val="28"/>
+        </w:rPr>
+        <w:t>- </w:t>
+      </w:r>
+      <w:r>
+        <w:rPr>
+          <w:sz w:val="28"/>
+        </w:rPr>
+        <w:t>признание цифровой записи электронным документом позволяет обеспечить действительность соглашений, заключаемых в информационной системе, в частности, для соблюдения требований статьи 160 Г</w:t>
+      </w:r>
+      <w:r>
+        <w:rPr>
+          <w:sz w:val="28"/>
+        </w:rPr>
+        <w:t>ражданского кодекса</w:t>
+      </w:r>
+      <w:r>
+        <w:rPr>
+          <w:sz w:val="28"/>
+        </w:rPr>
+        <w:t xml:space="preserve"> Р</w:t>
+      </w:r>
+      <w:r>
+        <w:rPr>
+          <w:sz w:val="28"/>
+        </w:rPr>
+        <w:t>оссийской Федерации</w:t>
+      </w:r>
+      <w:r>
+        <w:rPr>
+          <w:sz w:val="28"/>
+        </w:rPr>
+        <w:t xml:space="preserve"> при электронном способе заключения сделки; </w:t>
       </w:r>
     </w:p>
     <w:p>
@@ -1864,120 +2009,247 @@
         <w:ind w:firstLine="709"/>
         <w:jc w:val="both"/>
         <w:rPr>
-          <w:color w:val="000000" w:themeColor="text1"/>
-          <w:sz w:val="28"/>
-        </w:rPr>
-      </w:pPr>
-      <w:r>
-        <w:rPr>
-          <w:sz w:val="28"/>
-        </w:rPr>
-        <w:t>По мнению В.А. Северина, цифровизация общественных отношений формирует новую социально-экономическую и правовую реальность, что требует осмысления сущности феномена «информация»</w:t>
-      </w:r>
-      <w:r>
-        <w:rPr>
-          <w:sz w:val="28"/>
-        </w:rPr>
-        <w:t xml:space="preserve"> </w:t>
-      </w:r>
-      <w:r>
-        <w:rPr>
-          <w:sz w:val="28"/>
-        </w:rPr>
-        <w:t>[</w:t>
-      </w:r>
-      <w:r>
-        <w:rPr>
-          <w:sz w:val="28"/>
-        </w:rPr>
-        <w:t>1</w:t>
-      </w:r>
-      <w:r>
-        <w:rPr>
-          <w:sz w:val="28"/>
-        </w:rPr>
-        <w:t>0</w:t>
-      </w:r>
-      <w:r>
-        <w:rPr>
-          <w:sz w:val="28"/>
-        </w:rPr>
-        <w:t>; с. 85</w:t>
-      </w:r>
-      <w:r>
-        <w:rPr>
-          <w:sz w:val="28"/>
-        </w:rPr>
-        <w:t>]</w:t>
-      </w:r>
-      <w:r>
-        <w:rPr>
-          <w:sz w:val="28"/>
-        </w:rPr>
-        <w:t>.</w:t>
-      </w:r>
-    </w:p>
-    <w:p>
-      <w:pPr>
+          <w:sz w:val="28"/>
+        </w:rPr>
+      </w:pPr>
+      <w:r>
+        <w:rPr>
+          <w:sz w:val="28"/>
+        </w:rPr>
+        <w:t xml:space="preserve">- </w:t>
+      </w:r>
+      <w:r>
+        <w:rPr>
+          <w:sz w:val="28"/>
+        </w:rPr>
+        <w:t>рассмотрение цифровой записи с позиции особого вида информации показывает связь информации с удостоверяемой ею экономической ценностью.</w:t>
+      </w:r>
+    </w:p>
+    <w:p>
+      <w:pPr>
+        <w:pStyle w:val="1"/>
         <w:spacing w:line="360" w:lineRule="auto"/>
         <w:ind w:firstLine="709"/>
         <w:jc w:val="both"/>
         <w:rPr>
-          <w:sz w:val="28"/>
-        </w:rPr>
-      </w:pPr>
-      <w:r>
-        <w:rPr>
-          <w:color w:val="000000" w:themeColor="text1"/>
-          <w:sz w:val="28"/>
-        </w:rPr>
-        <w:t>С учетом этого, в науке информационного (цифрового) права предлагается выделить</w:t>
-      </w:r>
-      <w:r>
-        <w:rPr>
-          <w:sz w:val="28"/>
-        </w:rPr>
-        <w:t xml:space="preserve"> </w:t>
-      </w:r>
-      <w:r>
-        <w:rPr>
-          <w:b/>
-          <w:sz w:val="28"/>
-        </w:rPr>
-        <w:t>новый вид информации</w:t>
-      </w:r>
-      <w:r>
-        <w:rPr>
-          <w:sz w:val="28"/>
-        </w:rPr>
-        <w:t xml:space="preserve"> – </w:t>
-      </w:r>
-      <w:r>
-        <w:rPr>
-          <w:b/>
-          <w:sz w:val="28"/>
-        </w:rPr>
-        <w:t>результирующей информации</w:t>
-      </w:r>
-      <w:r>
-        <w:rPr>
-          <w:sz w:val="28"/>
-        </w:rPr>
-        <w:t>, являющейся компонентом уникальной информационной среды криптоактива, и которая характеризуется следующими основными особенностями:</w:t>
-      </w:r>
-    </w:p>
-    <w:p>
-      <w:pPr>
+          <w:color w:val="000000" w:themeColor="text1"/>
+          <w:sz w:val="28"/>
+        </w:rPr>
+      </w:pPr>
+      <w:r>
+        <w:rPr>
+          <w:color w:val="000000" w:themeColor="text1"/>
+          <w:sz w:val="28"/>
+        </w:rPr>
+        <w:t xml:space="preserve">Однако приведенные подходы к правовой природе </w:t>
+      </w:r>
+      <w:r>
+        <w:rPr>
+          <w:sz w:val="28"/>
+        </w:rPr>
+        <w:t>цифровой записи в информационной системе распределенного реестра</w:t>
+      </w:r>
+      <w:r>
+        <w:rPr>
+          <w:color w:val="000000" w:themeColor="text1"/>
+          <w:sz w:val="28"/>
+        </w:rPr>
+        <w:t xml:space="preserve"> не в полной мере учитывают уникальную информационную среду криптоактива, в которой </w:t>
+      </w:r>
+      <w:r>
+        <w:rPr>
+          <w:color w:val="000000" w:themeColor="text1"/>
+          <w:sz w:val="28"/>
+          <w:highlight w:val="green"/>
+          <w:rPrChange w:id="37" w:author="user" w:date="2026-04-19T09:08:00Z">
+            <w:rPr>
+              <w:color w:val="000000" w:themeColor="text1"/>
+              <w:sz w:val="28"/>
+            </w:rPr>
+          </w:rPrChange>
+        </w:rPr>
+        <w:t xml:space="preserve">цифровая запись, являясь одновременно единицей учета, инструментом доступа к информационному ресурсу, электронным договором, </w:t>
+      </w:r>
+      <w:r>
+        <w:rPr>
+          <w:color w:val="000000" w:themeColor="text1"/>
+          <w:sz w:val="28"/>
+        </w:rPr>
+        <w:t>информацией (которая подлежит четкой систематизации и классификации),</w:t>
+      </w:r>
+      <w:r>
+        <w:rPr>
+          <w:color w:val="000000" w:themeColor="text1"/>
+          <w:sz w:val="28"/>
+        </w:rPr>
+        <w:t xml:space="preserve"> приобретает особые свойства благодаря воздействию на нее технологии распределенного реестра. </w:t>
+      </w:r>
+    </w:p>
+    <w:p>
+      <w:pPr>
+        <w:pStyle w:val="1"/>
         <w:spacing w:line="360" w:lineRule="auto"/>
         <w:ind w:firstLine="709"/>
         <w:jc w:val="both"/>
         <w:rPr>
-          <w:sz w:val="28"/>
-        </w:rPr>
-      </w:pPr>
-      <w:r>
-        <w:rPr>
-          <w:sz w:val="28"/>
+          <w:color w:val="000000" w:themeColor="text1"/>
+          <w:sz w:val="28"/>
+        </w:rPr>
+      </w:pPr>
+      <w:r>
+        <w:rPr>
+          <w:sz w:val="28"/>
+        </w:rPr>
+        <w:t>По мнению В.А. Северина, цифровизация общественных отношений формирует новую социально-экономическую и правовую реальность, что требует осмысления сущности феномена «информация»</w:t>
+      </w:r>
+      <w:r>
+        <w:rPr>
+          <w:sz w:val="28"/>
+        </w:rPr>
+        <w:t xml:space="preserve"> </w:t>
+      </w:r>
+      <w:r>
+        <w:rPr>
+          <w:sz w:val="28"/>
+        </w:rPr>
+        <w:t>[</w:t>
+      </w:r>
+      <w:r>
+        <w:rPr>
+          <w:sz w:val="28"/>
+        </w:rPr>
+        <w:t>1</w:t>
+      </w:r>
+      <w:r>
+        <w:rPr>
+          <w:sz w:val="28"/>
+        </w:rPr>
+        <w:t>0</w:t>
+      </w:r>
+      <w:r>
+        <w:rPr>
+          <w:sz w:val="28"/>
+        </w:rPr>
+        <w:t>; с. 85</w:t>
+      </w:r>
+      <w:r>
+        <w:rPr>
+          <w:sz w:val="28"/>
+        </w:rPr>
+        <w:t>]</w:t>
+      </w:r>
+      <w:r>
+        <w:rPr>
+          <w:sz w:val="28"/>
+        </w:rPr>
+        <w:t>.</w:t>
+      </w:r>
+    </w:p>
+    <w:p>
+      <w:pPr>
+        <w:spacing w:line="360" w:lineRule="auto"/>
+        <w:ind w:firstLine="709"/>
+        <w:jc w:val="both"/>
+        <w:rPr>
+          <w:sz w:val="28"/>
+        </w:rPr>
+      </w:pPr>
+      <w:r>
+        <w:rPr>
+          <w:color w:val="000000" w:themeColor="text1"/>
+          <w:sz w:val="28"/>
+        </w:rPr>
+        <w:t>С учетом этого, в науке информационного (цифрового) права предлагается выделить</w:t>
+      </w:r>
+      <w:r>
+        <w:rPr>
+          <w:sz w:val="28"/>
+        </w:rPr>
+        <w:t xml:space="preserve"> </w:t>
+      </w:r>
+      <w:r>
+        <w:rPr>
+          <w:b/>
+          <w:sz w:val="28"/>
+          <w:highlight w:val="green"/>
+          <w:rPrChange w:id="38" w:author="user" w:date="2026-04-19T11:13:00Z">
+            <w:rPr>
+              <w:b/>
+              <w:sz w:val="28"/>
+            </w:rPr>
+          </w:rPrChange>
+        </w:rPr>
+        <w:t>новый вид информации</w:t>
+      </w:r>
+      <w:r>
+        <w:rPr>
+          <w:sz w:val="28"/>
+        </w:rPr>
+        <w:t xml:space="preserve"> </w:t>
+      </w:r>
+      <w:r>
+        <w:rPr>
+          <w:sz w:val="28"/>
+          <w:highlight w:val="green"/>
+          <w:rPrChange w:id="39" w:author="user" w:date="2026-04-19T11:12:00Z">
+            <w:rPr>
+              <w:sz w:val="28"/>
+            </w:rPr>
+          </w:rPrChange>
+        </w:rPr>
+        <w:t xml:space="preserve">– </w:t>
+      </w:r>
+      <w:r>
+        <w:rPr>
+          <w:b/>
+          <w:sz w:val="28"/>
+          <w:highlight w:val="green"/>
+          <w:rPrChange w:id="40" w:author="user" w:date="2026-04-19T11:12:00Z">
+            <w:rPr>
+              <w:b/>
+              <w:sz w:val="28"/>
+            </w:rPr>
+          </w:rPrChange>
+        </w:rPr>
+        <w:t>результирующей информации</w:t>
+      </w:r>
+      <w:r>
+        <w:rPr>
+          <w:sz w:val="28"/>
+          <w:highlight w:val="green"/>
+          <w:rPrChange w:id="41" w:author="user" w:date="2026-04-19T11:12:00Z">
+            <w:rPr>
+              <w:sz w:val="28"/>
+            </w:rPr>
+          </w:rPrChange>
+        </w:rPr>
+        <w:t>, являющейся компонентом уникальной информационной среды криптоактива, и которая характеризуется следующими основными особенностями:</w:t>
+      </w:r>
+    </w:p>
+    <w:p>
+      <w:pPr>
+        <w:spacing w:line="360" w:lineRule="auto"/>
+        <w:ind w:firstLine="709"/>
+        <w:jc w:val="both"/>
+        <w:rPr>
+          <w:sz w:val="28"/>
+          <w:highlight w:val="green"/>
+          <w:rPrChange w:id="42" w:author="user" w:date="2026-04-19T11:13:00Z">
+            <w:rPr>
+              <w:sz w:val="28"/>
+            </w:rPr>
+          </w:rPrChange>
+        </w:rPr>
+      </w:pPr>
+      <w:r>
+        <w:rPr>
+          <w:sz w:val="28"/>
+          <w:highlight w:val="green"/>
+          <w:rPrChange w:id="43" w:author="user" w:date="2026-04-19T11:13:00Z">
+            <w:rPr>
+              <w:sz w:val="28"/>
+            </w:rPr>
+          </w:rPrChange>
         </w:rPr>
         <w:lastRenderedPageBreak/>
         <w:t xml:space="preserve">1) появляется в информационной системе распределенного реестра как результат достижения консенсуса между пользователями, обеспечивающими тождественность информации об операциях с </w:t>
@@ -1986,6 +2258,12 @@
       <w:r>
         <w:rPr>
           <w:sz w:val="28"/>
+          <w:highlight w:val="green"/>
+          <w:rPrChange w:id="44" w:author="user" w:date="2026-04-19T11:13:00Z">
+            <w:rPr>
+              <w:sz w:val="28"/>
+            </w:rPr>
+          </w:rPrChange>
         </w:rPr>
         <w:t>криптоактивом</w:t>
       </w:r>
@@ -1993,6 +2271,12 @@
       <w:r>
         <w:rPr>
           <w:sz w:val="28"/>
+          <w:highlight w:val="green"/>
+          <w:rPrChange w:id="45" w:author="user" w:date="2026-04-19T11:13:00Z">
+            <w:rPr>
+              <w:sz w:val="28"/>
+            </w:rPr>
+          </w:rPrChange>
         </w:rPr>
         <w:t>, в момент выпуска криптоактива или совершения операций с ним;</w:t>
       </w:r>
@@ -2004,11 +2288,23 @@
         <w:jc w:val="both"/>
         <w:rPr>
           <w:sz w:val="28"/>
-        </w:rPr>
-      </w:pPr>
-      <w:r>
-        <w:rPr>
-          <w:sz w:val="28"/>
+          <w:highlight w:val="green"/>
+          <w:rPrChange w:id="46" w:author="user" w:date="2026-04-19T11:13:00Z">
+            <w:rPr>
+              <w:sz w:val="28"/>
+            </w:rPr>
+          </w:rPrChange>
+        </w:rPr>
+      </w:pPr>
+      <w:r>
+        <w:rPr>
+          <w:sz w:val="28"/>
+          <w:highlight w:val="green"/>
+          <w:rPrChange w:id="47" w:author="user" w:date="2026-04-19T11:13:00Z">
+            <w:rPr>
+              <w:sz w:val="28"/>
+            </w:rPr>
+          </w:rPrChange>
         </w:rPr>
         <w:t>2) фиксирует экономическое содержание и принадлежность криптоактива ее обладателю на определенный момент времени;</w:t>
       </w:r>
@@ -2020,11 +2316,23 @@
         <w:jc w:val="both"/>
         <w:rPr>
           <w:sz w:val="28"/>
-        </w:rPr>
-      </w:pPr>
-      <w:r>
-        <w:rPr>
-          <w:sz w:val="28"/>
+          <w:highlight w:val="green"/>
+          <w:rPrChange w:id="48" w:author="user" w:date="2026-04-19T11:13:00Z">
+            <w:rPr>
+              <w:sz w:val="28"/>
+            </w:rPr>
+          </w:rPrChange>
+        </w:rPr>
+      </w:pPr>
+      <w:r>
+        <w:rPr>
+          <w:sz w:val="28"/>
+          <w:highlight w:val="green"/>
+          <w:rPrChange w:id="49" w:author="user" w:date="2026-04-19T11:13:00Z">
+            <w:rPr>
+              <w:sz w:val="28"/>
+            </w:rPr>
+          </w:rPrChange>
         </w:rPr>
         <w:t xml:space="preserve">3) обеспечивает прозрачность и прослеживаемость операций с </w:t>
       </w:r>
@@ -2032,6 +2340,12 @@
       <w:r>
         <w:rPr>
           <w:sz w:val="28"/>
+          <w:highlight w:val="green"/>
+          <w:rPrChange w:id="50" w:author="user" w:date="2026-04-19T11:13:00Z">
+            <w:rPr>
+              <w:sz w:val="28"/>
+            </w:rPr>
+          </w:rPrChange>
         </w:rPr>
         <w:t>криптоактивом</w:t>
       </w:r>
@@ -2039,6 +2353,12 @@
       <w:r>
         <w:rPr>
           <w:sz w:val="28"/>
+          <w:highlight w:val="green"/>
+          <w:rPrChange w:id="51" w:author="user" w:date="2026-04-19T11:13:00Z">
+            <w:rPr>
+              <w:sz w:val="28"/>
+            </w:rPr>
+          </w:rPrChange>
         </w:rPr>
         <w:t>;</w:t>
       </w:r>
@@ -2050,11 +2370,23 @@
         <w:jc w:val="both"/>
         <w:rPr>
           <w:sz w:val="28"/>
-        </w:rPr>
-      </w:pPr>
-      <w:r>
-        <w:rPr>
-          <w:sz w:val="28"/>
+          <w:highlight w:val="green"/>
+          <w:rPrChange w:id="52" w:author="user" w:date="2026-04-19T11:13:00Z">
+            <w:rPr>
+              <w:sz w:val="28"/>
+            </w:rPr>
+          </w:rPrChange>
+        </w:rPr>
+      </w:pPr>
+      <w:r>
+        <w:rPr>
+          <w:sz w:val="28"/>
+          <w:highlight w:val="green"/>
+          <w:rPrChange w:id="53" w:author="user" w:date="2026-04-19T11:13:00Z">
+            <w:rPr>
+              <w:sz w:val="28"/>
+            </w:rPr>
+          </w:rPrChange>
         </w:rPr>
         <w:t xml:space="preserve">4) статична в период между операциями с </w:t>
       </w:r>
@@ -2062,6 +2394,12 @@
       <w:r>
         <w:rPr>
           <w:sz w:val="28"/>
+          <w:highlight w:val="green"/>
+          <w:rPrChange w:id="54" w:author="user" w:date="2026-04-19T11:13:00Z">
+            <w:rPr>
+              <w:sz w:val="28"/>
+            </w:rPr>
+          </w:rPrChange>
         </w:rPr>
         <w:t>криптоактивом</w:t>
       </w:r>
@@ -2069,6 +2407,12 @@
       <w:r>
         <w:rPr>
           <w:sz w:val="28"/>
+          <w:highlight w:val="green"/>
+          <w:rPrChange w:id="55" w:author="user" w:date="2026-04-19T11:13:00Z">
+            <w:rPr>
+              <w:sz w:val="28"/>
+            </w:rPr>
+          </w:rPrChange>
         </w:rPr>
         <w:t>, однако динамична при совершении каждой новой операции, обновляясь и создавая неизменяемую историю движения криптоактива в информационной системе распределенного реестра;</w:t>
       </w:r>
@@ -2085,6 +2429,12 @@
       <w:r>
         <w:rPr>
           <w:sz w:val="28"/>
+          <w:highlight w:val="green"/>
+          <w:rPrChange w:id="56" w:author="user" w:date="2026-04-19T11:13:00Z">
+            <w:rPr>
+              <w:sz w:val="28"/>
+            </w:rPr>
+          </w:rPrChange>
         </w:rPr>
         <w:t>5) может рассматриваться как единица учета (учетная запись - токен), как инструмент доступа к информационному ресурсу или как электронный документ.</w:t>
       </w:r>
@@ -2117,7 +2467,7 @@
           <w:sz w:val="28"/>
         </w:rPr>
       </w:pPr>
-      <w:bookmarkStart w:id="8" w:name="_Hlk179197922"/>
+      <w:bookmarkStart w:id="57" w:name="_Hlk179197922"/>
       <w:r>
         <w:rPr>
           <w:sz w:val="28"/>
@@ -2269,7 +2619,7 @@
         </w:rPr>
         <w:t xml:space="preserve">(ы); для </w:t>
       </w:r>
-      <w:commentRangeStart w:id="9"/>
+      <w:commentRangeStart w:id="58"/>
       <w:r>
         <w:rPr>
           <w:sz w:val="28"/>
@@ -2288,13 +2638,13 @@
         </w:rPr>
         <w:t xml:space="preserve"> является пиринговая сеть (P2P-сеть). </w:t>
       </w:r>
-      <w:bookmarkEnd w:id="8"/>
-      <w:commentRangeEnd w:id="9"/>
+      <w:bookmarkEnd w:id="57"/>
+      <w:commentRangeEnd w:id="58"/>
       <w:r>
         <w:rPr>
           <w:rStyle w:val="a9"/>
         </w:rPr>
-        <w:commentReference w:id="9"/>
+        <w:commentReference w:id="58"/>
       </w:r>
     </w:p>
     <w:p>
@@ -2307,8 +2657,8 @@
           <w:sz w:val="28"/>
         </w:rPr>
       </w:pPr>
-      <w:bookmarkStart w:id="10" w:name="_Hlk178514365"/>
-      <w:commentRangeStart w:id="11"/>
+      <w:bookmarkStart w:id="59" w:name="_Hlk178514365"/>
+      <w:commentRangeStart w:id="60"/>
       <w:r>
         <w:rPr>
           <w:b/>
@@ -2317,8 +2667,8 @@
         <w:t>3. Технология распределенного реестра.</w:t>
       </w:r>
     </w:p>
-    <w:bookmarkEnd w:id="6"/>
-    <w:bookmarkEnd w:id="10"/>
+    <w:bookmarkEnd w:id="34"/>
+    <w:bookmarkEnd w:id="59"/>
     <w:p>
       <w:pPr>
         <w:spacing w:line="360" w:lineRule="auto"/>
@@ -2513,12 +2863,12 @@
         </w:rPr>
         <w:t>]</w:t>
       </w:r>
-      <w:commentRangeEnd w:id="11"/>
+      <w:commentRangeEnd w:id="60"/>
       <w:r>
         <w:rPr>
           <w:rStyle w:val="a9"/>
         </w:rPr>
-        <w:commentReference w:id="11"/>
+        <w:commentReference w:id="60"/>
       </w:r>
       <w:r>
         <w:rPr>
@@ -4219,10 +4569,13 @@
 
 <file path=word/comments.xml><?xml version="1.0" encoding="utf-8"?>
 <w:comments xmlns:wpc="http://schemas.microsoft.com/office/word/2010/wordprocessingCanvas" xmlns:cx="http://schemas.microsoft.com/office/drawing/2014/chartex" xmlns:cx1="http://schemas.microsoft.com/office/drawing/2015/9/8/chartex" xmlns:cx2="http://schemas.microsoft.com/office/drawing/2015/10/21/chartex" xmlns:cx3="http://schemas.microsoft.com/office/drawing/2016/5/9/chartex" xmlns:cx4="http://schemas.microsoft.com/office/drawing/2016/5/10/chartex" xmlns:cx5="http://schemas.microsoft.com/office/drawing/2016/5/11/chartex" xmlns:cx6="http://schemas.microsoft.com/office/drawing/2016/5/12/chartex" xmlns:cx7="http://schemas.microsoft.com/office/drawing/2016/5/13/chartex" xmlns:cx8="http://schemas.microsoft.com/office/drawing/2016/5/14/chartex" xmlns:mc="http://schemas.openxmlformats.org/markup-compatibility/2006" xmlns:aink="http://schemas.microsoft.com/office/drawing/2016/ink" xmlns:am3d="http://schemas.microsoft.com/office/drawing/2017/model3d" xmlns:o="urn:schemas-microsoft-com:office:office" xmlns:r="http://schemas.openxmlformats.org/officeDocument/2006/relationships" xmlns:m="http://schemas.openxmlformats.org/officeDocument/2006/math" xmlns:v="urn:schemas-microsoft-com:vml" xmlns:wp14="http://schemas.microsoft.com/office/word/2010/wordprocessingDrawing" xmlns:wp="http://schemas.openxmlformats.org/drawingml/2006/wordprocessingDrawing" xmlns:w10="urn:schemas-microsoft-com:office:word" xmlns:w="http://schemas.openxmlformats.org/wordprocessingml/2006/main" xmlns:w14="http://schemas.microsoft.com/office/word/2010/wordml" xmlns:w15="http://schemas.microsoft.com/office/word/2012/wordml" xmlns:w16cex="http://schemas.microsoft.com/office/word/2018/wordml/cex" xmlns:w16cid="http://schemas.microsoft.com/office/word/2016/wordml/cid" xmlns:w16="http://schemas.microsoft.com/office/word/2018/wordml" xmlns:w16sdtdh="http://schemas.microsoft.com/office/word/2020/wordml/sdtdatahash" xmlns:w16se="http://schemas.microsoft.com/office/word/2015/wordml/symex" xmlns:wpg="http://schemas.microsoft.com/office/word/2010/wordprocessingGroup" xmlns:wpi="http://schemas.microsoft.com/office/word/2010/wordprocessingInk" xmlns:wne="http://schemas.microsoft.com/office/word/2006/wordml" xmlns:wps="http://schemas.microsoft.com/office/word/2010/wordprocessingShape" mc:Ignorable="w14 w15 w16se w16cid w16 w16cex w16sdtdh wp14">
-  <w:comment w:id="5" w:author="user" w:date="2026-04-19T08:58:00Z" w:initials="u">
+  <w:comment w:id="18" w:author="user" w:date="2026-04-19T11:14:00Z" w:initials="u">
     <w:p>
       <w:pPr>
         <w:pStyle w:val="aa"/>
+        <w:rPr>
+          <w:color w:val="FF0000"/>
+        </w:rPr>
       </w:pPr>
       <w:r>
         <w:rPr>
@@ -4234,11 +4587,149 @@
         <w:rPr>
           <w:color w:val="FF0000"/>
         </w:rPr>
+        <w:t xml:space="preserve">Может быть подробнее про токен …. </w:t>
+      </w:r>
+    </w:p>
+    <w:p>
+      <w:pPr>
+        <w:pStyle w:val="aa"/>
+        <w:rPr>
+          <w:color w:val="FF0000"/>
+        </w:rPr>
+      </w:pPr>
+    </w:p>
+    <w:p>
+      <w:pPr>
+        <w:pStyle w:val="aa"/>
+      </w:pPr>
+      <w:r>
+        <w:rPr>
+          <w:color w:val="FF0000"/>
+        </w:rPr>
+        <w:t xml:space="preserve">      токен и доступ ….</w:t>
+      </w:r>
+    </w:p>
+  </w:comment>
+  <w:comment w:id="19" w:author="user" w:date="2026-04-19T11:18:00Z" w:initials="u">
+    <w:p>
+      <w:pPr>
+        <w:contextualSpacing/>
+        <w:jc w:val="both"/>
+        <w:rPr>
+          <w:sz w:val="24"/>
+          <w:szCs w:val="24"/>
+        </w:rPr>
+      </w:pPr>
+      <w:r>
+        <w:rPr>
+          <w:rStyle w:val="a9"/>
+        </w:rPr>
+        <w:annotationRef/>
+      </w:r>
+      <w:r>
+        <w:rPr>
+          <w:sz w:val="24"/>
+          <w:szCs w:val="24"/>
+          <w:highlight w:val="green"/>
+        </w:rPr>
+        <w:t xml:space="preserve">Как средство адресации результирующая информация является цифровой записью, которая обеспечивает </w:t>
+      </w:r>
+      <w:r>
+        <w:rPr>
+          <w:i/>
+          <w:sz w:val="24"/>
+          <w:szCs w:val="24"/>
+          <w:highlight w:val="green"/>
+        </w:rPr>
+        <w:t>доступ к информационному ресурсу</w:t>
+      </w:r>
+      <w:r>
+        <w:rPr>
+          <w:iCs/>
+          <w:sz w:val="24"/>
+          <w:szCs w:val="24"/>
+          <w:highlight w:val="green"/>
+        </w:rPr>
+        <w:t xml:space="preserve"> </w:t>
+      </w:r>
+      <w:r>
+        <w:rPr>
+          <w:sz w:val="24"/>
+          <w:szCs w:val="24"/>
+          <w:highlight w:val="green"/>
+        </w:rPr>
+        <w:t xml:space="preserve">– исторически зафиксированному цифровому набору данных в информационной системе распределенного реестра, содержащему данные о транзакции, совершенные с </w:t>
+      </w:r>
+      <w:proofErr w:type="spellStart"/>
+      <w:r>
+        <w:rPr>
+          <w:sz w:val="24"/>
+          <w:szCs w:val="24"/>
+          <w:highlight w:val="green"/>
+        </w:rPr>
+        <w:t>криптоактивом</w:t>
+      </w:r>
+      <w:proofErr w:type="spellEnd"/>
+      <w:r>
+        <w:rPr>
+          <w:sz w:val="24"/>
+          <w:szCs w:val="24"/>
+          <w:highlight w:val="green"/>
+        </w:rPr>
+        <w:t xml:space="preserve"> с момента его выпуска. Соответствующий набор данных обеспечивает полную прослеживаемость истории транзакций с </w:t>
+      </w:r>
+      <w:proofErr w:type="spellStart"/>
+      <w:r>
+        <w:rPr>
+          <w:sz w:val="24"/>
+          <w:szCs w:val="24"/>
+          <w:highlight w:val="green"/>
+        </w:rPr>
+        <w:t>криптоактивом</w:t>
+      </w:r>
+      <w:proofErr w:type="spellEnd"/>
+      <w:r>
+        <w:rPr>
+          <w:sz w:val="24"/>
+          <w:szCs w:val="24"/>
+          <w:highlight w:val="green"/>
+        </w:rPr>
+        <w:t>.</w:t>
+      </w:r>
+      <w:r>
+        <w:rPr>
+          <w:sz w:val="24"/>
+          <w:szCs w:val="24"/>
+        </w:rPr>
+        <w:t xml:space="preserve"> </w:t>
+      </w:r>
+    </w:p>
+    <w:p>
+      <w:pPr>
+        <w:pStyle w:val="aa"/>
+      </w:pPr>
+    </w:p>
+  </w:comment>
+  <w:comment w:id="25" w:author="user" w:date="2026-04-19T08:58:00Z" w:initials="u">
+    <w:p>
+      <w:pPr>
+        <w:pStyle w:val="aa"/>
+      </w:pPr>
+      <w:r>
+        <w:rPr>
+          <w:rStyle w:val="a9"/>
+        </w:rPr>
+        <w:annotationRef/>
+      </w:r>
+      <w:r>
+        <w:rPr>
+          <w:color w:val="FF0000"/>
+        </w:rPr>
         <w:t>Для целей осуществления цифрового комплаенса…</w:t>
       </w:r>
     </w:p>
   </w:comment>
-  <w:comment w:id="9" w:author="user" w:date="2026-04-19T08:59:00Z" w:initials="u">
+  <w:comment w:id="58" w:author="user" w:date="2026-04-19T08:59:00Z" w:initials="u">
     <w:p>
       <w:pPr>
         <w:pStyle w:val="aa"/>
@@ -4283,7 +4774,7 @@
       </w:r>
     </w:p>
   </w:comment>
-  <w:comment w:id="11" w:author="user" w:date="2026-04-19T09:06:00Z" w:initials="u">
+  <w:comment w:id="60" w:author="user" w:date="2026-04-19T09:06:00Z" w:initials="u">
     <w:p>
       <w:pPr>
         <w:pStyle w:val="aa"/>
@@ -4327,6 +4818,8 @@
 
 <file path=word/commentsExtended.xml><?xml version="1.0" encoding="utf-8"?>
 <w15:commentsEx xmlns:wpc="http://schemas.microsoft.com/office/word/2010/wordprocessingCanvas" xmlns:cx="http://schemas.microsoft.com/office/drawing/2014/chartex" xmlns:cx1="http://schemas.microsoft.com/office/drawing/2015/9/8/chartex" xmlns:cx2="http://schemas.microsoft.com/office/drawing/2015/10/21/chartex" xmlns:cx3="http://schemas.microsoft.com/office/drawing/2016/5/9/chartex" xmlns:cx4="http://schemas.microsoft.com/office/drawing/2016/5/10/chartex" xmlns:cx5="http://schemas.microsoft.com/office/drawing/2016/5/11/chartex" xmlns:cx6="http://schemas.microsoft.com/office/drawing/2016/5/12/chartex" xmlns:cx7="http://schemas.microsoft.com/office/drawing/2016/5/13/chartex" xmlns:cx8="http://schemas.microsoft.com/office/drawing/2016/5/14/chartex" xmlns:mc="http://schemas.openxmlformats.org/markup-compatibility/2006" xmlns:aink="http://schemas.microsoft.com/office/drawing/2016/ink" xmlns:am3d="http://schemas.microsoft.com/office/drawing/2017/model3d" xmlns:o="urn:schemas-microsoft-com:office:office" xmlns:r="http://schemas.openxmlformats.org/officeDocument/2006/relationships" xmlns:m="http://schemas.openxmlformats.org/officeDocument/2006/math" xmlns:v="urn:schemas-microsoft-com:vml" xmlns:wp14="http://schemas.microsoft.com/office/word/2010/wordprocessingDrawing" xmlns:wp="http://schemas.openxmlformats.org/drawingml/2006/wordprocessingDrawing" xmlns:w10="urn:schemas-microsoft-com:office:word" xmlns:w="http://schemas.openxmlformats.org/wordprocessingml/2006/main" xmlns:w14="http://schemas.microsoft.com/office/word/2010/wordml" xmlns:w15="http://schemas.microsoft.com/office/word/2012/wordml" xmlns:w16cex="http://schemas.microsoft.com/office/word/2018/wordml/cex" xmlns:w16cid="http://schemas.microsoft.com/office/word/2016/wordml/cid" xmlns:w16="http://schemas.microsoft.com/office/word/2018/wordml" xmlns:w16sdtdh="http://schemas.microsoft.com/office/word/2020/wordml/sdtdatahash" xmlns:w16se="http://schemas.microsoft.com/office/word/2015/wordml/symex" xmlns:wpg="http://schemas.microsoft.com/office/word/2010/wordprocessingGroup" xmlns:wpi="http://schemas.microsoft.com/office/word/2010/wordprocessingInk" xmlns:wne="http://schemas.microsoft.com/office/word/2006/wordml" xmlns:wps="http://schemas.microsoft.com/office/word/2010/wordprocessingShape" mc:Ignorable="w14 w15 w16se w16cid w16 w16cex w16sdtdh wp14">
+  <w15:commentEx w15:paraId="4BFFD89A" w15:done="0"/>
+  <w15:commentEx w15:paraId="204EDB78" w15:done="0"/>
   <w15:commentEx w15:paraId="4DA674D2" w15:done="0"/>
   <w15:commentEx w15:paraId="195C688E" w15:done="0"/>
   <w15:commentEx w15:paraId="3637CA9D" w15:done="0"/>
@@ -4335,6 +4828,8 @@
 
 <file path=word/commentsExtensible.xml><?xml version="1.0" encoding="utf-8"?>
 <w16cex:commentsExtensible xmlns:wpc="http://schemas.microsoft.com/office/word/2010/wordprocessingCanvas" xmlns:cx="http://schemas.microsoft.com/office/drawing/2014/chartex" xmlns:cx1="http://schemas.microsoft.com/office/drawing/2015/9/8/chartex" xmlns:cx2="http://schemas.microsoft.com/office/drawing/2015/10/21/chartex" xmlns:cx3="http://schemas.microsoft.com/office/drawing/2016/5/9/chartex" xmlns:cx4="http://schemas.microsoft.com/office/drawing/2016/5/10/chartex" xmlns:cx5="http://schemas.microsoft.com/office/drawing/2016/5/11/chartex" xmlns:cx6="http://schemas.microsoft.com/office/drawing/2016/5/12/chartex" xmlns:cx7="http://schemas.microsoft.com/office/drawing/2016/5/13/chartex" xmlns:cx8="http://schemas.microsoft.com/office/drawing/2016/5/14/chartex" xmlns:mc="http://schemas.openxmlformats.org/markup-compatibility/2006" xmlns:aink="http://schemas.microsoft.com/office/drawing/2016/ink" xmlns:am3d="http://schemas.microsoft.com/office/drawing/2017/model3d" xmlns:o="urn:schemas-microsoft-com:office:office" xmlns:r="http://schemas.openxmlformats.org/officeDocument/2006/relationships" xmlns:m="http://schemas.openxmlformats.org/officeDocument/2006/math" xmlns:v="urn:schemas-microsoft-com:vml" xmlns:wp14="http://schemas.microsoft.com/office/word/2010/wordprocessingDrawing" xmlns:wp="http://schemas.openxmlformats.org/drawingml/2006/wordprocessingDrawing" xmlns:w10="urn:schemas-microsoft-com:office:word" xmlns:w="http://schemas.openxmlformats.org/wordprocessingml/2006/main" xmlns:w14="http://schemas.microsoft.com/office/word/2010/wordml" xmlns:w15="http://schemas.microsoft.com/office/word/2012/wordml" xmlns:w16cex="http://schemas.microsoft.com/office/word/2018/wordml/cex" xmlns:w16cid="http://schemas.microsoft.com/office/word/2016/wordml/cid" xmlns:w16="http://schemas.microsoft.com/office/word/2018/wordml" xmlns:w16sdtdh="http://schemas.microsoft.com/office/word/2020/wordml/sdtdatahash" xmlns:w16se="http://schemas.microsoft.com/office/word/2015/wordml/symex" xmlns:wpg="http://schemas.microsoft.com/office/word/2010/wordprocessingGroup" xmlns:wpi="http://schemas.microsoft.com/office/word/2010/wordprocessingInk" xmlns:wne="http://schemas.microsoft.com/office/word/2006/wordml" xmlns:wps="http://schemas.microsoft.com/office/word/2010/wordprocessingShape" mc:Ignorable="w14 w15 w16se w16cid w16 w16cex w16sdtdh wp14">
+  <w16cex:commentExtensible w16cex:durableId="2D8F3788" w16cex:dateUtc="2026-04-19T08:14:00Z"/>
+  <w16cex:commentExtensible w16cex:durableId="2D8F386B" w16cex:dateUtc="2026-04-19T08:18:00Z"/>
   <w16cex:commentExtensible w16cex:durableId="2D8F17A4" w16cex:dateUtc="2026-04-19T05:58:00Z"/>
   <w16cex:commentExtensible w16cex:durableId="2D8F17EB" w16cex:dateUtc="2026-04-19T05:59:00Z"/>
   <w16cex:commentExtensible w16cex:durableId="2D8F198C" w16cex:dateUtc="2026-04-19T06:06:00Z"/>
@@ -4343,6 +4838,8 @@
 
 <file path=word/commentsIds.xml><?xml version="1.0" encoding="utf-8"?>
 <w16cid:commentsIds xmlns:wpc="http://schemas.microsoft.com/office/word/2010/wordprocessingCanvas" xmlns:cx="http://schemas.microsoft.com/office/drawing/2014/chartex" xmlns:cx1="http://schemas.microsoft.com/office/drawing/2015/9/8/chartex" xmlns:cx2="http://schemas.microsoft.com/office/drawing/2015/10/21/chartex" xmlns:cx3="http://schemas.microsoft.com/office/drawing/2016/5/9/chartex" xmlns:cx4="http://schemas.microsoft.com/office/drawing/2016/5/10/chartex" xmlns:cx5="http://schemas.microsoft.com/office/drawing/2016/5/11/chartex" xmlns:cx6="http://schemas.microsoft.com/office/drawing/2016/5/12/chartex" xmlns:cx7="http://schemas.microsoft.com/office/drawing/2016/5/13/chartex" xmlns:cx8="http://schemas.microsoft.com/office/drawing/2016/5/14/chartex" xmlns:mc="http://schemas.openxmlformats.org/markup-compatibility/2006" xmlns:aink="http://schemas.microsoft.com/office/drawing/2016/ink" xmlns:am3d="http://schemas.microsoft.com/office/drawing/2017/model3d" xmlns:o="urn:schemas-microsoft-com:office:office" xmlns:r="http://schemas.openxmlformats.org/officeDocument/2006/relationships" xmlns:m="http://schemas.openxmlformats.org/officeDocument/2006/math" xmlns:v="urn:schemas-microsoft-com:vml" xmlns:wp14="http://schemas.microsoft.com/office/word/2010/wordprocessingDrawing" xmlns:wp="http://schemas.openxmlformats.org/drawingml/2006/wordprocessingDrawing" xmlns:w10="urn:schemas-microsoft-com:office:word" xmlns:w="http://schemas.openxmlformats.org/wordprocessingml/2006/main" xmlns:w14="http://schemas.microsoft.com/office/word/2010/wordml" xmlns:w15="http://schemas.microsoft.com/office/word/2012/wordml" xmlns:w16cex="http://schemas.microsoft.com/office/word/2018/wordml/cex" xmlns:w16cid="http://schemas.microsoft.com/office/word/2016/wordml/cid" xmlns:w16="http://schemas.microsoft.com/office/word/2018/wordml" xmlns:w16sdtdh="http://schemas.microsoft.com/office/word/2020/wordml/sdtdatahash" xmlns:w16se="http://schemas.microsoft.com/office/word/2015/wordml/symex" xmlns:wpg="http://schemas.microsoft.com/office/word/2010/wordprocessingGroup" xmlns:wpi="http://schemas.microsoft.com/office/word/2010/wordprocessingInk" xmlns:wne="http://schemas.microsoft.com/office/word/2006/wordml" xmlns:wps="http://schemas.microsoft.com/office/word/2010/wordprocessingShape" mc:Ignorable="w14 w15 w16se w16cid w16 w16cex w16sdtdh wp14">
+  <w16cid:commentId w16cid:paraId="4BFFD89A" w16cid:durableId="2D8F3788"/>
+  <w16cid:commentId w16cid:paraId="204EDB78" w16cid:durableId="2D8F386B"/>
   <w16cid:commentId w16cid:paraId="4DA674D2" w16cid:durableId="2D8F17A4"/>
   <w16cid:commentId w16cid:paraId="195C688E" w16cid:durableId="2D8F17EB"/>
   <w16cid:commentId w16cid:paraId="3637CA9D" w16cid:durableId="2D8F198C"/>
